--- a/gestor_reservas_frontend/frontend_documentacion/18. Confirmacion, comunicación y éxito. Usuario y Stripe.docx
+++ b/gestor_reservas_frontend/frontend_documentacion/18. Confirmacion, comunicación y éxito. Usuario y Stripe.docx
@@ -3,6 +3,138 @@
 <w:document xmlns:wpc="http://schemas.microsoft.com/office/word/2010/wordprocessingCanvas" xmlns:cx="http://schemas.microsoft.com/office/drawing/2014/chartex" xmlns:cx1="http://schemas.microsoft.com/office/drawing/2015/9/8/chartex" xmlns:cx2="http://schemas.microsoft.com/office/drawing/2015/10/21/chartex" xmlns:cx3="http://schemas.microsoft.com/office/drawing/2016/5/9/chartex" xmlns:cx4="http://schemas.microsoft.com/office/drawing/2016/5/10/chartex" xmlns:cx5="http://schemas.microsoft.com/office/drawing/2016/5/11/chartex" xmlns:cx6="http://schemas.microsoft.com/office/drawing/2016/5/12/chartex" xmlns:cx7="http://schemas.microsoft.com/office/drawing/2016/5/13/chartex" xmlns:cx8="http://schemas.microsoft.com/office/drawing/2016/5/14/chartex" xmlns:mc="http://schemas.openxmlformats.org/markup-compatibility/2006" xmlns:aink="http://schemas.microsoft.com/office/drawing/2016/ink" xmlns:am3d="http://schemas.microsoft.com/office/drawing/2017/model3d" xmlns:o="urn:schemas-microsoft-com:office:office" xmlns:oel="http://schemas.microsoft.com/office/2019/extlst" xmlns:r="http://schemas.openxmlformats.org/officeDocument/2006/relationships" xmlns:m="http://schemas.openxmlformats.org/officeDocument/2006/math" xmlns:v="urn:schemas-microsoft-com:vml" xmlns:wp14="http://schemas.microsoft.com/office/word/2010/wordprocessingDrawing" xmlns:wp="http://schemas.openxmlformats.org/drawingml/2006/wordprocessingDrawing" xmlns:w10="urn:schemas-microsoft-com:office:word" xmlns:w="http://schemas.openxmlformats.org/wordprocessingml/2006/main" xmlns:w14="http://schemas.microsoft.com/office/word/2010/wordml" xmlns:w15="http://schemas.microsoft.com/office/word/2012/wordml" xmlns:w16cex="http://schemas.microsoft.com/office/word/2018/wordml/cex" xmlns:w16cid="http://schemas.microsoft.com/office/word/2016/wordml/cid" xmlns:w16="http://schemas.microsoft.com/office/word/2018/wordml" xmlns:w16du="http://schemas.microsoft.com/office/word/2023/wordml/word16du" xmlns:w16sdtdh="http://schemas.microsoft.com/office/word/2020/wordml/sdtdatahash" xmlns:w16sdtfl="http://schemas.microsoft.com/office/word/2024/wordml/sdtformatlock" xmlns:w16se="http://schemas.microsoft.com/office/word/2015/wordml/symex" xmlns:wpg="http://schemas.microsoft.com/office/word/2010/wordprocessingGroup" xmlns:wpi="http://schemas.microsoft.com/office/word/2010/wordprocessingInk" xmlns:wne="http://schemas.microsoft.com/office/word/2006/wordml" xmlns:wps="http://schemas.microsoft.com/office/word/2010/wordprocessingShape" mc:Ignorable="w14 w15 w16se w16cid w16 w16cex w16sdtdh w16sdtfl w16du wp14">
   <w:body>
     <w:p>
+      <w:pPr>
+        <w:rPr>
+          <w:b/>
+          <w:bCs/>
+          <w:u w:val="single"/>
+        </w:rPr>
+      </w:pPr>
+      <w:r>
+        <w:rPr>
+          <w:b/>
+          <w:bCs/>
+          <w:highlight w:val="yellow"/>
+          <w:u w:val="single"/>
+        </w:rPr>
+        <w:t xml:space="preserve">(NOTA: </w:t>
+      </w:r>
+      <w:proofErr w:type="spellStart"/>
+      <w:r>
+        <w:rPr>
+          <w:b/>
+          <w:bCs/>
+          <w:highlight w:val="yellow"/>
+          <w:u w:val="single"/>
+        </w:rPr>
+        <w:t>Despues</w:t>
+      </w:r>
+      <w:proofErr w:type="spellEnd"/>
+      <w:r>
+        <w:rPr>
+          <w:b/>
+          <w:bCs/>
+          <w:highlight w:val="yellow"/>
+          <w:u w:val="single"/>
+        </w:rPr>
+        <w:t xml:space="preserve"> de hacer el punto </w:t>
+      </w:r>
+      <w:r>
+        <w:rPr>
+          <w:b/>
+          <w:bCs/>
+          <w:highlight w:val="yellow"/>
+          <w:u w:val="single"/>
+        </w:rPr>
+        <w:t xml:space="preserve">7 y 8 en el </w:t>
+      </w:r>
+      <w:proofErr w:type="spellStart"/>
+      <w:r>
+        <w:rPr>
+          <w:b/>
+          <w:bCs/>
+          <w:highlight w:val="yellow"/>
+          <w:u w:val="single"/>
+        </w:rPr>
+        <w:t>backend</w:t>
+      </w:r>
+      <w:proofErr w:type="spellEnd"/>
+      <w:r>
+        <w:rPr>
+          <w:b/>
+          <w:bCs/>
+          <w:highlight w:val="yellow"/>
+          <w:u w:val="single"/>
+        </w:rPr>
+        <w:t xml:space="preserve">, haces este punto </w:t>
+      </w:r>
+      <w:r>
+        <w:rPr>
+          <w:b/>
+          <w:bCs/>
+          <w:highlight w:val="yellow"/>
+          <w:u w:val="single"/>
+        </w:rPr>
+        <w:t xml:space="preserve">18 </w:t>
+      </w:r>
+      <w:r>
+        <w:rPr>
+          <w:b/>
+          <w:bCs/>
+          <w:highlight w:val="yellow"/>
+          <w:u w:val="single"/>
+        </w:rPr>
+        <w:t>d</w:t>
+      </w:r>
+      <w:r>
+        <w:rPr>
+          <w:b/>
+          <w:bCs/>
+          <w:highlight w:val="yellow"/>
+          <w:u w:val="single"/>
+        </w:rPr>
+        <w:t xml:space="preserve">el </w:t>
+      </w:r>
+      <w:proofErr w:type="spellStart"/>
+      <w:r>
+        <w:rPr>
+          <w:b/>
+          <w:bCs/>
+          <w:highlight w:val="yellow"/>
+          <w:u w:val="single"/>
+        </w:rPr>
+        <w:t>f</w:t>
+      </w:r>
+      <w:r>
+        <w:rPr>
+          <w:b/>
+          <w:bCs/>
+          <w:highlight w:val="yellow"/>
+          <w:u w:val="single"/>
+        </w:rPr>
+        <w:t>ro</w:t>
+      </w:r>
+      <w:r>
+        <w:rPr>
+          <w:b/>
+          <w:bCs/>
+          <w:highlight w:val="yellow"/>
+          <w:u w:val="single"/>
+        </w:rPr>
+        <w:t>ntend</w:t>
+      </w:r>
+      <w:proofErr w:type="spellEnd"/>
+      <w:r>
+        <w:rPr>
+          <w:b/>
+          <w:bCs/>
+          <w:highlight w:val="yellow"/>
+          <w:u w:val="single"/>
+        </w:rPr>
+        <w:t>)</w:t>
+      </w:r>
+    </w:p>
+    <w:p>
       <w:r>
         <w:t xml:space="preserve">Vamos a </w:t>
       </w:r>
@@ -38,6 +170,9 @@
         <w:t xml:space="preserve"> que lleva la URL de Stripe desde el servidor hasta el botón verde que ve el usuario.</w:t>
       </w:r>
       <w:r>
+        <w:rPr>
+          <w:noProof/>
+        </w:rPr>
         <w:drawing>
           <wp:inline distT="0" distB="0" distL="0" distR="0" wp14:anchorId="59366574" wp14:editId="09A8AE1E">
             <wp:extent cx="6645910" cy="4516120"/>
@@ -100,7 +235,23 @@
         <w:t>El Diseño:</w:t>
       </w:r>
       <w:r>
-        <w:t xml:space="preserve"> Hemos creado la clase .btn-pay-stripe. Le dimos un color verde esmeralda (#10b981) que psicológicamente se asocia con "éxito" y "adelante".</w:t>
+        <w:t xml:space="preserve"> Hemos creado la </w:t>
+      </w:r>
+      <w:proofErr w:type="gramStart"/>
+      <w:r>
+        <w:t>clase .</w:t>
+      </w:r>
+      <w:proofErr w:type="spellStart"/>
+      <w:r>
+        <w:t>btn</w:t>
+      </w:r>
+      <w:proofErr w:type="gramEnd"/>
+      <w:r>
+        <w:t>-pay-stripe</w:t>
+      </w:r>
+      <w:proofErr w:type="spellEnd"/>
+      <w:r>
+        <w:t>. Le dimos un color verde esmeralda (#10b981) que psicológicamente se asocia con "éxito" y "adelante".</w:t>
       </w:r>
     </w:p>
     <w:p>
@@ -118,7 +269,23 @@
         <w:t>La Interactividad:</w:t>
       </w:r>
       <w:r>
-        <w:t xml:space="preserve"> Añadimos efectos de hover y transform para que, cuando el usuario pase el ratón, el botón se eleve y brille. Esto incita al clic.</w:t>
+        <w:t xml:space="preserve"> Añadimos efectos de </w:t>
+      </w:r>
+      <w:proofErr w:type="spellStart"/>
+      <w:r>
+        <w:t>hover</w:t>
+      </w:r>
+      <w:proofErr w:type="spellEnd"/>
+      <w:r>
+        <w:t xml:space="preserve"> y </w:t>
+      </w:r>
+      <w:proofErr w:type="spellStart"/>
+      <w:r>
+        <w:t>transform</w:t>
+      </w:r>
+      <w:proofErr w:type="spellEnd"/>
+      <w:r>
+        <w:t xml:space="preserve"> para que, cuando el usuario pase el ratón, el botón se eleve y brille. Esto incita al clic.</w:t>
       </w:r>
     </w:p>
     <w:p>
@@ -136,7 +303,15 @@
         <w:t>La Adaptabilidad:</w:t>
       </w:r>
       <w:r>
-        <w:t xml:space="preserve"> Lo configuramos como inline-block y con un ancho máximo para que se vea igual de bien en un ordenador que en un móvil.</w:t>
+        <w:t xml:space="preserve"> Lo configuramos como </w:t>
+      </w:r>
+      <w:proofErr w:type="spellStart"/>
+      <w:r>
+        <w:t>inline</w:t>
+      </w:r>
+      <w:proofErr w:type="spellEnd"/>
+      <w:r>
+        <w:t>-block y con un ancho máximo para que se vea igual de bien en un ordenador que en un móvil.</w:t>
       </w:r>
     </w:p>
     <w:p>
@@ -169,6 +344,9 @@
     </w:p>
     <w:p>
       <w:r>
+        <w:rPr>
+          <w:noProof/>
+        </w:rPr>
         <w:lastRenderedPageBreak/>
         <w:drawing>
           <wp:inline distT="0" distB="0" distL="0" distR="0" wp14:anchorId="42EC2612" wp14:editId="23E81FB1">
@@ -209,6 +387,9 @@
     </w:p>
     <w:p>
       <w:r>
+        <w:rPr>
+          <w:noProof/>
+        </w:rPr>
         <w:drawing>
           <wp:inline distT="0" distB="0" distL="0" distR="0" wp14:anchorId="44A47F7F" wp14:editId="7A2B928B">
             <wp:extent cx="6645910" cy="3422650"/>
@@ -248,6 +429,9 @@
     </w:p>
     <w:p>
       <w:r>
+        <w:rPr>
+          <w:noProof/>
+        </w:rPr>
         <w:lastRenderedPageBreak/>
         <w:drawing>
           <wp:inline distT="0" distB="0" distL="0" distR="0" wp14:anchorId="45025918" wp14:editId="22C6DF9E">
@@ -288,6 +472,9 @@
     </w:p>
     <w:p>
       <w:r>
+        <w:rPr>
+          <w:noProof/>
+        </w:rPr>
         <w:drawing>
           <wp:inline distT="0" distB="0" distL="0" distR="0" wp14:anchorId="378140DB" wp14:editId="36A43931">
             <wp:extent cx="6645910" cy="3483610"/>
@@ -327,6 +514,9 @@
     </w:p>
     <w:p>
       <w:r>
+        <w:rPr>
+          <w:noProof/>
+        </w:rPr>
         <w:lastRenderedPageBreak/>
         <w:drawing>
           <wp:inline distT="0" distB="0" distL="0" distR="0" wp14:anchorId="10F64F09" wp14:editId="48CF8982">
@@ -367,8 +557,13 @@
     </w:p>
     <w:p>
       <w:r>
-        <w:t>Actualizo mi bookinPage.tsx</w:t>
-      </w:r>
+        <w:t xml:space="preserve">Actualizo mi </w:t>
+      </w:r>
+      <w:proofErr w:type="spellStart"/>
+      <w:r>
+        <w:t>bookinPage.tsx</w:t>
+      </w:r>
+      <w:proofErr w:type="spellEnd"/>
     </w:p>
     <w:p>
       <w:r>
@@ -387,10 +582,34 @@
           <w:b/>
           <w:bCs/>
         </w:rPr>
-        <w:t>El Estado (paymentUrl):</w:t>
-      </w:r>
-      <w:r>
-        <w:t xml:space="preserve"> Creamos una "caja" vacía con useState para guardar la URL en cuanto llegue.</w:t>
+        <w:t>El Estado (</w:t>
+      </w:r>
+      <w:proofErr w:type="spellStart"/>
+      <w:r>
+        <w:rPr>
+          <w:b/>
+          <w:bCs/>
+        </w:rPr>
+        <w:t>paymentUrl</w:t>
+      </w:r>
+      <w:proofErr w:type="spellEnd"/>
+      <w:r>
+        <w:rPr>
+          <w:b/>
+          <w:bCs/>
+        </w:rPr>
+        <w:t>):</w:t>
+      </w:r>
+      <w:r>
+        <w:t xml:space="preserve"> Creamos una "caja" vacía con </w:t>
+      </w:r>
+      <w:proofErr w:type="spellStart"/>
+      <w:r>
+        <w:t>useState</w:t>
+      </w:r>
+      <w:proofErr w:type="spellEnd"/>
+      <w:r>
+        <w:t xml:space="preserve"> para guardar la URL en cuanto llegue.</w:t>
       </w:r>
     </w:p>
     <w:p>
@@ -408,7 +627,39 @@
         <w:t>La Captura:</w:t>
       </w:r>
       <w:r>
-        <w:t xml:space="preserve"> En el renderStep, configuramos el onSuccess del paso de confirmación para que, al recibir la URL, la guarde en nuestro nuevo estado (setPaymentUrl(url)).</w:t>
+        <w:t xml:space="preserve"> En el </w:t>
+      </w:r>
+      <w:proofErr w:type="spellStart"/>
+      <w:r>
+        <w:t>renderStep</w:t>
+      </w:r>
+      <w:proofErr w:type="spellEnd"/>
+      <w:r>
+        <w:t xml:space="preserve">, configuramos el </w:t>
+      </w:r>
+      <w:proofErr w:type="spellStart"/>
+      <w:r>
+        <w:t>onSuccess</w:t>
+      </w:r>
+      <w:proofErr w:type="spellEnd"/>
+      <w:r>
+        <w:t xml:space="preserve"> del paso de confirmación para que, al recibir la URL, la guarde en nuestro nuevo estado (</w:t>
+      </w:r>
+      <w:proofErr w:type="spellStart"/>
+      <w:r>
+        <w:t>setPaymentUrl</w:t>
+      </w:r>
+      <w:proofErr w:type="spellEnd"/>
+      <w:r>
+        <w:t>(</w:t>
+      </w:r>
+      <w:proofErr w:type="spellStart"/>
+      <w:r>
+        <w:t>url</w:t>
+      </w:r>
+      <w:proofErr w:type="spellEnd"/>
+      <w:r>
+        <w:t>)).</w:t>
       </w:r>
     </w:p>
     <w:p>
@@ -426,7 +677,15 @@
         <w:t>El Salto:</w:t>
       </w:r>
       <w:r>
-        <w:t xml:space="preserve"> Una vez guardada la URL, cambiamos el paso a success.</w:t>
+        <w:t xml:space="preserve"> Una vez guardada la URL, cambiamos el paso a </w:t>
+      </w:r>
+      <w:proofErr w:type="spellStart"/>
+      <w:r>
+        <w:t>success</w:t>
+      </w:r>
+      <w:proofErr w:type="spellEnd"/>
+      <w:r>
+        <w:t>.</w:t>
       </w:r>
     </w:p>
     <w:p>
@@ -444,7 +703,23 @@
         <w:t>La Visualización:</w:t>
       </w:r>
       <w:r>
-        <w:t xml:space="preserve"> En el bloque de case 'success', añadimos el botón físico (&lt;a&gt;) que usa esa paymentUrl.</w:t>
+        <w:t xml:space="preserve"> En el bloque de case '</w:t>
+      </w:r>
+      <w:proofErr w:type="spellStart"/>
+      <w:r>
+        <w:t>success</w:t>
+      </w:r>
+      <w:proofErr w:type="spellEnd"/>
+      <w:r>
+        <w:t xml:space="preserve">', añadimos el botón físico (&lt;a&gt;) que usa esa </w:t>
+      </w:r>
+      <w:proofErr w:type="spellStart"/>
+      <w:r>
+        <w:t>paymentUrl</w:t>
+      </w:r>
+      <w:proofErr w:type="spellEnd"/>
+      <w:r>
+        <w:t>.</w:t>
       </w:r>
     </w:p>
     <w:p>
@@ -478,6 +753,9 @@
     <w:p/>
     <w:p>
       <w:r>
+        <w:rPr>
+          <w:noProof/>
+        </w:rPr>
         <w:lastRenderedPageBreak/>
         <w:drawing>
           <wp:inline distT="0" distB="0" distL="0" distR="0" wp14:anchorId="119D04E8" wp14:editId="243FC2E1">
@@ -518,8 +796,13 @@
     </w:p>
     <w:p>
       <w:r>
-        <w:t>Actualizo mi bookingstepconfirm.tsx</w:t>
-      </w:r>
+        <w:t xml:space="preserve">Actualizo mi </w:t>
+      </w:r>
+      <w:proofErr w:type="spellStart"/>
+      <w:r>
+        <w:t>bookingstepconfirm.tsx</w:t>
+      </w:r>
+      <w:proofErr w:type="spellEnd"/>
     </w:p>
     <w:p>
       <w:r>
@@ -541,7 +824,39 @@
         <w:t>El Cambio:</w:t>
       </w:r>
       <w:r>
-        <w:t xml:space="preserve"> Hemos modificado la "interface" (las reglas del componente) para que onSuccess acepte un parámetro: (url: string) =&gt; void.</w:t>
+        <w:t xml:space="preserve"> Hemos modificado la "</w:t>
+      </w:r>
+      <w:proofErr w:type="gramStart"/>
+      <w:r>
+        <w:t>interface</w:t>
+      </w:r>
+      <w:proofErr w:type="gramEnd"/>
+      <w:r>
+        <w:t xml:space="preserve">" (las reglas del componente) para que </w:t>
+      </w:r>
+      <w:proofErr w:type="spellStart"/>
+      <w:r>
+        <w:t>onSuccess</w:t>
+      </w:r>
+      <w:proofErr w:type="spellEnd"/>
+      <w:r>
+        <w:t xml:space="preserve"> acepte un parámetro: (url: </w:t>
+      </w:r>
+      <w:proofErr w:type="spellStart"/>
+      <w:r>
+        <w:t>string</w:t>
+      </w:r>
+      <w:proofErr w:type="spellEnd"/>
+      <w:r>
+        <w:t xml:space="preserve">) =&gt; </w:t>
+      </w:r>
+      <w:proofErr w:type="spellStart"/>
+      <w:r>
+        <w:t>void</w:t>
+      </w:r>
+      <w:proofErr w:type="spellEnd"/>
+      <w:r>
+        <w:t>.</w:t>
       </w:r>
     </w:p>
     <w:p>
@@ -559,7 +874,49 @@
         <w:t>La Acción:</w:t>
       </w:r>
       <w:r>
-        <w:t xml:space="preserve"> Al recibir la respuesta del backend (await response.json()), extraemos la url de Stripe y la "escupimos" hacia fuera llamando a onSuccess(data.url).</w:t>
+        <w:t xml:space="preserve"> Al recibir la respuesta del </w:t>
+      </w:r>
+      <w:proofErr w:type="spellStart"/>
+      <w:r>
+        <w:t>backend</w:t>
+      </w:r>
+      <w:proofErr w:type="spellEnd"/>
+      <w:r>
+        <w:t xml:space="preserve"> (</w:t>
+      </w:r>
+      <w:proofErr w:type="spellStart"/>
+      <w:r>
+        <w:t>await</w:t>
+      </w:r>
+      <w:proofErr w:type="spellEnd"/>
+      <w:r>
+        <w:t xml:space="preserve"> </w:t>
+      </w:r>
+      <w:proofErr w:type="spellStart"/>
+      <w:proofErr w:type="gramStart"/>
+      <w:r>
+        <w:t>response.json</w:t>
+      </w:r>
+      <w:proofErr w:type="spellEnd"/>
+      <w:proofErr w:type="gramEnd"/>
+      <w:r>
+        <w:t xml:space="preserve">()), extraemos la </w:t>
+      </w:r>
+      <w:proofErr w:type="spellStart"/>
+      <w:r>
+        <w:t>url</w:t>
+      </w:r>
+      <w:proofErr w:type="spellEnd"/>
+      <w:r>
+        <w:t xml:space="preserve"> de Stripe y la "escupimos" hacia fuera llamando a </w:t>
+      </w:r>
+      <w:proofErr w:type="spellStart"/>
+      <w:r>
+        <w:t>onSuccess</w:t>
+      </w:r>
+      <w:proofErr w:type="spellEnd"/>
+      <w:r>
+        <w:t>(data.url).</w:t>
       </w:r>
     </w:p>
     <w:p>
@@ -625,7 +982,39 @@
         <w:t>Confirmación:</w:t>
       </w:r>
       <w:r>
-        <w:t xml:space="preserve"> El usuario confirma pista $\rightarrow$ El Backend crea la reserva y pide la URL a Stripe $\rightarrow$ El Backend responde con la URL.</w:t>
+        <w:t xml:space="preserve"> El usuario confirma pista $\</w:t>
+      </w:r>
+      <w:proofErr w:type="spellStart"/>
+      <w:r>
+        <w:t>rightarrow</w:t>
+      </w:r>
+      <w:proofErr w:type="spellEnd"/>
+      <w:r>
+        <w:t xml:space="preserve">$ El </w:t>
+      </w:r>
+      <w:proofErr w:type="spellStart"/>
+      <w:r>
+        <w:t>Backend</w:t>
+      </w:r>
+      <w:proofErr w:type="spellEnd"/>
+      <w:r>
+        <w:t xml:space="preserve"> crea la reserva y pide la URL a Stripe $\</w:t>
+      </w:r>
+      <w:proofErr w:type="spellStart"/>
+      <w:r>
+        <w:t>rightarrow</w:t>
+      </w:r>
+      <w:proofErr w:type="spellEnd"/>
+      <w:r>
+        <w:t xml:space="preserve">$ El </w:t>
+      </w:r>
+      <w:proofErr w:type="spellStart"/>
+      <w:r>
+        <w:t>Backend</w:t>
+      </w:r>
+      <w:proofErr w:type="spellEnd"/>
+      <w:r>
+        <w:t xml:space="preserve"> responde con la URL.</w:t>
       </w:r>
     </w:p>
     <w:p>
@@ -643,7 +1032,31 @@
         <w:t>Comunicación:</w:t>
       </w:r>
       <w:r>
-        <w:t xml:space="preserve"> BookingStepConfirm recibe la URL $\rightarrow$ Se la pasa a BookingPage.</w:t>
+        <w:t xml:space="preserve"> </w:t>
+      </w:r>
+      <w:proofErr w:type="spellStart"/>
+      <w:r>
+        <w:t>BookingStepConfirm</w:t>
+      </w:r>
+      <w:proofErr w:type="spellEnd"/>
+      <w:r>
+        <w:t xml:space="preserve"> recibe la URL $\</w:t>
+      </w:r>
+      <w:proofErr w:type="spellStart"/>
+      <w:r>
+        <w:t>rightarrow</w:t>
+      </w:r>
+      <w:proofErr w:type="spellEnd"/>
+      <w:r>
+        <w:t xml:space="preserve">$ Se la pasa a </w:t>
+      </w:r>
+      <w:proofErr w:type="spellStart"/>
+      <w:r>
+        <w:t>BookingPage</w:t>
+      </w:r>
+      <w:proofErr w:type="spellEnd"/>
+      <w:r>
+        <w:t>.</w:t>
       </w:r>
     </w:p>
     <w:p>
@@ -661,7 +1074,15 @@
         <w:t>Éxito:</w:t>
       </w:r>
       <w:r>
-        <w:t xml:space="preserve"> BookingPage oculta el formulario, muestra el Check Verde y activa el botón brillante de </w:t>
+        <w:t xml:space="preserve"> </w:t>
+      </w:r>
+      <w:proofErr w:type="spellStart"/>
+      <w:r>
+        <w:t>BookingPage</w:t>
+      </w:r>
+      <w:proofErr w:type="spellEnd"/>
+      <w:r>
+        <w:t xml:space="preserve"> oculta el formulario, muestra el Check Verde y activa el botón brillante de </w:t>
       </w:r>
       <w:r>
         <w:rPr>
@@ -682,6 +1103,9 @@
     <w:p/>
     <w:p>
       <w:r>
+        <w:rPr>
+          <w:noProof/>
+        </w:rPr>
         <w:lastRenderedPageBreak/>
         <w:drawing>
           <wp:inline distT="0" distB="0" distL="0" distR="0" wp14:anchorId="5C819869" wp14:editId="5ADFFBCE">
@@ -727,6 +1151,9 @@
     </w:p>
     <w:p>
       <w:r>
+        <w:rPr>
+          <w:noProof/>
+        </w:rPr>
         <w:drawing>
           <wp:inline distT="0" distB="0" distL="0" distR="0" wp14:anchorId="70D48721" wp14:editId="0C9FBB18">
             <wp:extent cx="6645910" cy="4304030"/>
@@ -767,6 +1194,133 @@
     <w:p>
       <w:r>
         <w:t>Y ya me dejaría hacer el pago.</w:t>
+      </w:r>
+    </w:p>
+    <w:p>
+      <w:r>
+        <w:rPr>
+          <w:noProof/>
+        </w:rPr>
+        <w:drawing>
+          <wp:inline distT="0" distB="0" distL="0" distR="0" wp14:anchorId="12DBA73F" wp14:editId="19F28C1E">
+            <wp:extent cx="6645910" cy="215265"/>
+            <wp:effectExtent l="0" t="0" r="2540" b="0"/>
+            <wp:docPr id="133220645" name="Imagen 1"/>
+            <wp:cNvGraphicFramePr>
+              <a:graphicFrameLocks xmlns:a="http://schemas.openxmlformats.org/drawingml/2006/main" noChangeAspect="1"/>
+            </wp:cNvGraphicFramePr>
+            <a:graphic xmlns:a="http://schemas.openxmlformats.org/drawingml/2006/main">
+              <a:graphicData uri="http://schemas.openxmlformats.org/drawingml/2006/picture">
+                <pic:pic xmlns:pic="http://schemas.openxmlformats.org/drawingml/2006/picture">
+                  <pic:nvPicPr>
+                    <pic:cNvPr id="133220645" name=""/>
+                    <pic:cNvPicPr/>
+                  </pic:nvPicPr>
+                  <pic:blipFill>
+                    <a:blip r:embed="rId14"/>
+                    <a:stretch>
+                      <a:fillRect/>
+                    </a:stretch>
+                  </pic:blipFill>
+                  <pic:spPr>
+                    <a:xfrm>
+                      <a:off x="0" y="0"/>
+                      <a:ext cx="6645910" cy="215265"/>
+                    </a:xfrm>
+                    <a:prstGeom prst="rect">
+                      <a:avLst/>
+                    </a:prstGeom>
+                  </pic:spPr>
+                </pic:pic>
+              </a:graphicData>
+            </a:graphic>
+          </wp:inline>
+        </w:drawing>
+      </w:r>
+    </w:p>
+    <w:p>
+      <w:r>
+        <w:rPr>
+          <w:noProof/>
+        </w:rPr>
+        <w:lastRenderedPageBreak/>
+        <w:drawing>
+          <wp:inline distT="0" distB="0" distL="0" distR="0" wp14:anchorId="324C8AC8" wp14:editId="7648784C">
+            <wp:extent cx="6645910" cy="460375"/>
+            <wp:effectExtent l="0" t="0" r="2540" b="0"/>
+            <wp:docPr id="487130364" name="Imagen 1"/>
+            <wp:cNvGraphicFramePr>
+              <a:graphicFrameLocks xmlns:a="http://schemas.openxmlformats.org/drawingml/2006/main" noChangeAspect="1"/>
+            </wp:cNvGraphicFramePr>
+            <a:graphic xmlns:a="http://schemas.openxmlformats.org/drawingml/2006/main">
+              <a:graphicData uri="http://schemas.openxmlformats.org/drawingml/2006/picture">
+                <pic:pic xmlns:pic="http://schemas.openxmlformats.org/drawingml/2006/picture">
+                  <pic:nvPicPr>
+                    <pic:cNvPr id="487130364" name=""/>
+                    <pic:cNvPicPr/>
+                  </pic:nvPicPr>
+                  <pic:blipFill>
+                    <a:blip r:embed="rId15"/>
+                    <a:stretch>
+                      <a:fillRect/>
+                    </a:stretch>
+                  </pic:blipFill>
+                  <pic:spPr>
+                    <a:xfrm>
+                      <a:off x="0" y="0"/>
+                      <a:ext cx="6645910" cy="460375"/>
+                    </a:xfrm>
+                    <a:prstGeom prst="rect">
+                      <a:avLst/>
+                    </a:prstGeom>
+                  </pic:spPr>
+                </pic:pic>
+              </a:graphicData>
+            </a:graphic>
+          </wp:inline>
+        </w:drawing>
+      </w:r>
+    </w:p>
+    <w:p>
+      <w:r>
+        <w:rPr>
+          <w:noProof/>
+        </w:rPr>
+        <w:drawing>
+          <wp:inline distT="0" distB="0" distL="0" distR="0" wp14:anchorId="6E49E700" wp14:editId="04B2B385">
+            <wp:extent cx="6645910" cy="894715"/>
+            <wp:effectExtent l="0" t="0" r="2540" b="635"/>
+            <wp:docPr id="493311911" name="Imagen 1"/>
+            <wp:cNvGraphicFramePr>
+              <a:graphicFrameLocks xmlns:a="http://schemas.openxmlformats.org/drawingml/2006/main" noChangeAspect="1"/>
+            </wp:cNvGraphicFramePr>
+            <a:graphic xmlns:a="http://schemas.openxmlformats.org/drawingml/2006/main">
+              <a:graphicData uri="http://schemas.openxmlformats.org/drawingml/2006/picture">
+                <pic:pic xmlns:pic="http://schemas.openxmlformats.org/drawingml/2006/picture">
+                  <pic:nvPicPr>
+                    <pic:cNvPr id="493311911" name=""/>
+                    <pic:cNvPicPr/>
+                  </pic:nvPicPr>
+                  <pic:blipFill>
+                    <a:blip r:embed="rId16"/>
+                    <a:stretch>
+                      <a:fillRect/>
+                    </a:stretch>
+                  </pic:blipFill>
+                  <pic:spPr>
+                    <a:xfrm>
+                      <a:off x="0" y="0"/>
+                      <a:ext cx="6645910" cy="894715"/>
+                    </a:xfrm>
+                    <a:prstGeom prst="rect">
+                      <a:avLst/>
+                    </a:prstGeom>
+                  </pic:spPr>
+                </pic:pic>
+              </a:graphicData>
+            </a:graphic>
+          </wp:inline>
+        </w:drawing>
       </w:r>
     </w:p>
     <w:p/>
@@ -1960,6 +2514,7 @@
   <w:style w:type="character" w:default="1" w:styleId="Fuentedeprrafopredeter">
     <w:name w:val="Default Paragraph Font"/>
     <w:uiPriority w:val="1"/>
+    <w:semiHidden/>
     <w:unhideWhenUsed/>
   </w:style>
   <w:style w:type="table" w:default="1" w:styleId="Tablanormal">
